--- a/colosseum/GIRO - Entrega Colosseum.docx
+++ b/colosseum/GIRO - Entrega Colosseum.docx
@@ -1439,10 +1439,10 @@
         <w:rPr>
           <w:b/>
         </w:rPr>
-        <w:t>Who:</w:t>
+        <w:t>Two sides, different value.</w:t>
       </w:r>
       <w:r>
-        <w:t xml:space="preserve"> street-market and small food/craft sellers in Brazil, plus their suppliers. The supplier is the growth channel: one supplier serves 20–100 sellers and has the strongest reason to want automatic payment.</w:t>
+        <w:t xml:space="preserve"> The supplier gets the most direct benefit: paid on time without chasing, plus evidence of who honors commitments. The vendor gets value on day one, even alone: knowing what money is really available. Over time, the vendor's history can turn into better terms: longer payment periods, higher limits, better prices, or the trust of a new supplier.</w:t>
       </w:r>
     </w:p>
     <w:p>
@@ -1453,10 +1453,10 @@
         <w:rPr>
           <w:b/>
         </w:rPr>
-        <w:t>Pricing:</w:t>
+        <w:t>Suppliers distribute, vendors build the habit.</w:t>
       </w:r>
       <w:r>
-        <w:t xml:space="preserve"> a 0.5% fee on settled sales, charged as one more line in the same atomic split. The free tier covers cash tracking and planning.</w:t>
+        <w:t xml:space="preserve"> One supplier serves dozens of vendors, so convincing one supplier brings many users at once, and the supplier is the one who invites ("use GIRO with me"). Vendors stay because the money-organization features are useful without the supplier.</w:t>
       </w:r>
     </w:p>
     <w:p>
@@ -1467,10 +1467,10 @@
         <w:rPr>
           <w:b/>
         </w:rPr>
-        <w:t>Distribution:</w:t>
+        <w:t>Who pays:</w:t>
       </w:r>
       <w:r>
-        <w:t xml:space="preserve"> (1) suppliers invite their sellers with GIRO invite codes and referrals; (2) partnerships with street-market associations and microcredit cooperatives; (3) attestations become the entry point for lenders, who pay for verified repayment history.</w:t>
+        <w:t xml:space="preserve"> the supplier (subscription or a fee per tracked agreement), because the supplier is the one who cuts late payments and collection costs. GIRO is free for vendors. Suppliers offer a concrete perk to vendors who use GIRO, such as a few extra days to pay, a higher limit or a small discount.</w:t>
       </w:r>
     </w:p>
     <w:p>
@@ -1481,10 +1481,52 @@
         <w:rPr>
           <w:b/>
         </w:rPr>
-        <w:t>Next steps:</w:t>
+        <w:t>Pilot (2 months, 3 markets):</w:t>
       </w:r>
       <w:r>
-        <w:t xml:space="preserve"> pilot with our current test group on Devnet (one seller, two suppliers, one helper, customers), a small capped mainnet pilot with BRZ, a security audit and multisig upgrade authority, a regulatory review with Brazil's Central Bank (BCB) payment rules, and PIX on/off-ramp partners.</w:t>
+        <w:t xml:space="preserve"> 3 suppliers and 12 of the vendors they serve (4 each), free during the pilot, with hands-on support. We measure, for suppliers: average delay before and after, time spent collecting, whether they would extend better terms based on GIRO history, and what they would pay. For vendors: weekly use without the supplier asking, whether they can say what they can spend, whether they got better terms, and referrals.</w:t>
+      </w:r>
+    </w:p>
+    <w:p>
+      <w:pPr>
+        <w:pStyle w:val="ListBullet"/>
+      </w:pPr>
+      <w:r>
+        <w:rPr>
+          <w:b/>
+        </w:rPr>
+        <w:t>Key hypothesis:</w:t>
+      </w:r>
+      <w:r>
+        <w:t xml:space="preserve"> a supplier improves commercial terms based on a GIRO history. If that holds, the model sustains itself: the supplier pays for the value it gets, and the vendor gains access to better terms.</w:t>
+      </w:r>
+    </w:p>
+    <w:p>
+      <w:pPr>
+        <w:pStyle w:val="ListBullet"/>
+      </w:pPr>
+      <w:r>
+        <w:rPr>
+          <w:b/>
+        </w:rPr>
+        <w:t>Later:</w:t>
+      </w:r>
+      <w:r>
+        <w:t xml:space="preserve"> partnerships with street-market associations and microcredit cooperatives; attestations as an entry point for lenders who value verified repayment history.</w:t>
+      </w:r>
+    </w:p>
+    <w:p>
+      <w:pPr>
+        <w:pStyle w:val="ListBullet"/>
+      </w:pPr>
+      <w:r>
+        <w:rPr>
+          <w:b/>
+        </w:rPr>
+        <w:t>Next technical steps:</w:t>
+      </w:r>
+      <w:r>
+        <w:t xml:space="preserve"> a small capped mainnet pilot with BRZ, a security audit and multisig upgrade authority, a regulatory review of Brazil's Central Bank (BCB) payment rules, and PIX on/off-ramp partners.</w:t>
       </w:r>
     </w:p>
     <w:p>
@@ -1675,6 +1717,35 @@
         <w:rPr>
           <w:b/>
         </w:rPr>
+        <w:t>Animated version (recommended):</w:t>
+      </w:r>
+      <w:r>
+        <w:t xml:space="preserve"> open </w:t>
+      </w:r>
+      <w:r>
+        <w:rPr>
+          <w:rFonts w:ascii="Consolas" w:hAnsi="Consolas"/>
+        </w:rPr>
+        <w:t>apresentacao/video-ideia/index.html</w:t>
+      </w:r>
+      <w:r>
+        <w:t xml:space="preserve"> in Microsoft Edge, press F11, start recording (Win + Alt + R) and click </w:t>
+      </w:r>
+      <w:r>
+        <w:rPr>
+          <w:i/>
+        </w:rPr>
+        <w:t>Começar</w:t>
+      </w:r>
+      <w:r>
+        <w:t>. It plays a ~2:45 illustrated story (Maria, João, Pedro) with English narration and captions. The text below is the earlier talking-head version.</w:t>
+      </w:r>
+    </w:p>
+    <w:p>
+      <w:r>
+        <w:rPr>
+          <w:b/>
+        </w:rPr>
         <w:t>[0:00 – 0:20] Hook.</w:t>
       </w:r>
       <w:r>
@@ -1741,7 +1812,7 @@
     </w:p>
     <w:p>
       <w:r>
-        <w:t>"We charge half a percent of each settled sale, as one more line in the same split. Suppliers are our growth channel: each one serves dozens of sellers and wants to be paid automatically. Next come microcredit cooperatives, who get verified repayment history."</w:t>
+        <w:t>"Suppliers pay, vendors use GIRO for free. One supplier serves dozens of vendors and wants to be paid on time, so suppliers bring their vendors and offer better terms to those with a GIRO history. Our pilot: three suppliers and twelve of their vendors, in three markets."</w:t>
       </w:r>
     </w:p>
     <w:p>

--- a/colosseum/GIRO - Entrega Colosseum.docx
+++ b/colosseum/GIRO - Entrega Colosseum.docx
@@ -1481,10 +1481,10 @@
         <w:rPr>
           <w:b/>
         </w:rPr>
-        <w:t>Pilot (2 months, 3 markets):</w:t>
+        <w:t>Planned pilot (next step, not yet run; 2 months, 3 markets):</w:t>
       </w:r>
       <w:r>
-        <w:t xml:space="preserve"> 3 suppliers and 12 of the vendors they serve (4 each), free during the pilot, with hands-on support. We measure, for suppliers: average delay before and after, time spent collecting, whether they would extend better terms based on GIRO history, and what they would pay. For vendors: weekly use without the supplier asking, whether they can say what they can spend, whether they got better terms, and referrals.</w:t>
+        <w:t xml:space="preserve"> 3 suppliers and 12 of the vendors they serve (4 each), free during the pilot, with hands-on support. We will measure, for suppliers: average delay before and after, time spent collecting, whether they would extend better terms based on GIRO history, and what they would pay. For vendors: weekly use without the supplier asking, whether they can say what they can spend, whether they got better terms, and referrals.</w:t>
       </w:r>
     </w:p>
     <w:p>
@@ -1571,7 +1571,7 @@
         <w:t>giro_acordos</w:t>
       </w:r>
       <w:r>
-        <w:t xml:space="preserve"> and its parity tests, the TypeScript chain model, the transactional outbox and Solana adapter, wallet signing and batch signing, Solana Pay checkout with the atomic split, cash confirm/dispute, SAS attestations, Devnet deployment and the group test, logins and profiles for partners, onboarding by invite link with auto-funded wallets, PDF import and the public demo. The Git history starts on Oct 3, 2026.</w:t>
+        <w:t xml:space="preserve"> and its parity tests, the TypeScript chain model, the transactional outbox and Solana adapter, wallet signing and batch signing, Solana Pay checkout with the atomic split, cash confirm/dispute, SAS attestations, Devnet deployment and a role-play test with colleagues (fictitious business IDs, own wallets, no real money), logins and profiles for partners, onboarding by invite link with auto-funded wallets, PDF import and the public demo. The Git history starts on Oct 3, 2026.</w:t>
       </w:r>
     </w:p>
     <w:p>
@@ -1799,7 +1799,7 @@
     </w:p>
     <w:p>
       <w:r>
-        <w:t>"Our users have never touched crypto, so GIRO hides it. The supplier gets a WhatsApp invite link, creates her account and connects a wallet on one screen, and signs everything with one tap. We are running it now with a real group, a seller, her suppliers and her helper, on Devnet."</w:t>
+        <w:t>"Our users have never touched crypto, so GIRO hides it. The supplier gets a WhatsApp invite link, creates her account and connects a wallet on one screen, and signs everything with one tap. We tested it on Devnet with colleagues playing a seller, her suppliers and her helper; the pilot with real vendors comes next."</w:t>
       </w:r>
     </w:p>
     <w:p>
